--- a/Laptops/1- Bios/2- Find Bios  and Extract.docx
+++ b/Laptops/1- Bios/2- Find Bios  and Extract.docx
@@ -99,7 +99,28 @@
           <w:sz w:val="24"/>
           <w:szCs w:val="24"/>
         </w:rPr>
-        <w:t>“.bin”</w:t>
+        <w:t>“</w:t>
+      </w:r>
+      <w:r>
+        <w:rPr>
+          <w:rFonts w:ascii="Georgia" w:hAnsi="Georgia"/>
+          <w:b/>
+          <w:bCs/>
+          <w:sz w:val="24"/>
+          <w:szCs w:val="24"/>
+          <w:highlight w:val="magenta"/>
+        </w:rPr>
+        <w:t>.bin</w:t>
+      </w:r>
+      <w:r>
+        <w:rPr>
+          <w:rFonts w:ascii="Georgia" w:hAnsi="Georgia"/>
+          <w:b/>
+          <w:bCs/>
+          <w:sz w:val="24"/>
+          <w:szCs w:val="24"/>
+        </w:rPr>
+        <w:t>”</w:t>
       </w:r>
     </w:p>
     <w:p>
@@ -189,9 +210,11 @@
       <w:r>
         <w:rPr>
           <w:rFonts w:ascii="Courier New" w:hAnsi="Courier New" w:cs="Courier New"/>
-          <w:sz w:val="24"/>
-          <w:szCs w:val="24"/>
-          <w:highlight w:val="green"/>
+          <w:b/>
+          <w:bCs/>
+          <w:sz w:val="24"/>
+          <w:szCs w:val="24"/>
+          <w:highlight w:val="magenta"/>
         </w:rPr>
         <w:t>.rom</w:t>
       </w:r>
@@ -357,7 +380,7 @@
           <w:bCs/>
           <w:sz w:val="24"/>
           <w:szCs w:val="24"/>
-          <w:highlight w:val="green"/>
+          <w:highlight w:val="magenta"/>
         </w:rPr>
         <w:t>BIOS.FD</w:t>
       </w:r>
@@ -406,9 +429,11 @@
       <w:r>
         <w:rPr>
           <w:rFonts w:ascii="Georgia" w:hAnsi="Georgia" w:cs="Courier New"/>
-          <w:sz w:val="24"/>
-          <w:szCs w:val="24"/>
-          <w:highlight w:val="green"/>
+          <w:b/>
+          <w:bCs/>
+          <w:sz w:val="24"/>
+          <w:szCs w:val="24"/>
+          <w:highlight w:val="magenta"/>
         </w:rPr>
         <w:t>BIOS1.WPH</w:t>
       </w:r>
